--- a/Sprint20260921-20261002/HERO-68702_20260930_120214.docx
+++ b/Sprint20260921-20261002/HERO-68702_20260930_120214.docx
@@ -930,272 +930,6 @@
         <w:t>2. Saved data is correct and no error message appears.</w:t>
       </w:r>
     </w:p>
-    <w:p>
-      <w:pPr>
-        <w:spacing w:before="200" w:after="120"/>
-      </w:pPr>
-      <w:r>
-        <w:rPr>
-          <w:rFonts w:ascii="Arial" w:hAnsi="Arial" w:eastAsia="Arial" w:cs="Arial"/>
-          <w:b/>
-          <w:color w:val="000000"/>
-          <w:sz w:val="26"/>
-          <w:u w:val="single"/>
-        </w:rPr>
-        <w:t>Appendix</w:t>
-      </w:r>
-    </w:p>
-    <w:p>
-      <w:pPr>
-        <w:spacing w:before="0" w:after="80"/>
-      </w:pPr>
-      <w:r>
-        <w:rPr>
-          <w:rFonts w:ascii="Arial" w:hAnsi="Arial" w:eastAsia="Arial" w:cs="Arial"/>
-          <w:b/>
-          <w:color w:val="000000"/>
-          <w:sz w:val="20"/>
-          <w:u w:val="none"/>
-        </w:rPr>
-        <w:t>Issue Key:</w:t>
-      </w:r>
-      <w:r>
-        <w:rPr>
-          <w:rFonts w:ascii="Arial" w:hAnsi="Arial" w:eastAsia="Arial" w:cs="Arial"/>
-          <w:b w:val="0"/>
-          <w:color w:val="000000"/>
-          <w:sz w:val="20"/>
-          <w:u w:val="none"/>
-        </w:rPr>
-        <w:t xml:space="preserve"> HERO-68702</w:t>
-      </w:r>
-    </w:p>
-    <w:p>
-      <w:pPr>
-        <w:spacing w:before="0" w:after="80"/>
-      </w:pPr>
-      <w:r>
-        <w:rPr>
-          <w:rFonts w:ascii="Arial" w:hAnsi="Arial" w:eastAsia="Arial" w:cs="Arial"/>
-          <w:b/>
-          <w:color w:val="000000"/>
-          <w:sz w:val="20"/>
-          <w:u w:val="none"/>
-        </w:rPr>
-        <w:t>Summary:</w:t>
-      </w:r>
-      <w:r>
-        <w:rPr>
-          <w:rFonts w:ascii="Arial" w:hAnsi="Arial" w:eastAsia="Arial" w:cs="Arial"/>
-          <w:b w:val="0"/>
-          <w:color w:val="000000"/>
-          <w:sz w:val="20"/>
-          <w:u w:val="none"/>
-        </w:rPr>
-        <w:t xml:space="preserve"> [Bug Fix] Outdated Logic for Checking the Existence of the PII Module</w:t>
-      </w:r>
-    </w:p>
-    <w:p>
-      <w:pPr>
-        <w:spacing w:before="0" w:after="80"/>
-      </w:pPr>
-      <w:r>
-        <w:rPr>
-          <w:rFonts w:ascii="Arial" w:hAnsi="Arial" w:eastAsia="Arial" w:cs="Arial"/>
-          <w:b/>
-          <w:color w:val="000000"/>
-          <w:sz w:val="20"/>
-          <w:u w:val="none"/>
-        </w:rPr>
-        <w:t>Component:</w:t>
-      </w:r>
-      <w:r>
-        <w:rPr>
-          <w:rFonts w:ascii="Arial" w:hAnsi="Arial" w:eastAsia="Arial" w:cs="Arial"/>
-          <w:b w:val="0"/>
-          <w:color w:val="000000"/>
-          <w:sz w:val="20"/>
-          <w:u w:val="none"/>
-        </w:rPr>
-        <w:t xml:space="preserve"> CORE</w:t>
-      </w:r>
-    </w:p>
-    <w:p>
-      <w:pPr>
-        <w:spacing w:before="0" w:after="80"/>
-      </w:pPr>
-      <w:r>
-        <w:rPr>
-          <w:rFonts w:ascii="Arial" w:hAnsi="Arial" w:eastAsia="Arial" w:cs="Arial"/>
-          <w:b/>
-          <w:color w:val="000000"/>
-          <w:sz w:val="20"/>
-          <w:u w:val="none"/>
-        </w:rPr>
-        <w:t>Sprint:</w:t>
-      </w:r>
-      <w:r>
-        <w:rPr>
-          <w:rFonts w:ascii="Arial" w:hAnsi="Arial" w:eastAsia="Arial" w:cs="Arial"/>
-          <w:b w:val="0"/>
-          <w:color w:val="000000"/>
-          <w:sz w:val="20"/>
-          <w:u w:val="none"/>
-        </w:rPr>
-        <w:t xml:space="preserve"> Platform - 20260921-20261002</w:t>
-      </w:r>
-    </w:p>
-    <w:p>
-      <w:pPr>
-        <w:spacing w:before="0" w:after="80"/>
-      </w:pPr>
-      <w:r>
-        <w:rPr>
-          <w:rFonts w:ascii="Arial" w:hAnsi="Arial" w:eastAsia="Arial" w:cs="Arial"/>
-          <w:b/>
-          <w:color w:val="000000"/>
-          <w:sz w:val="20"/>
-          <w:u w:val="none"/>
-        </w:rPr>
-        <w:t>Target Release:</w:t>
-      </w:r>
-      <w:r>
-        <w:rPr>
-          <w:rFonts w:ascii="Arial" w:hAnsi="Arial" w:eastAsia="Arial" w:cs="Arial"/>
-          <w:b w:val="0"/>
-          <w:color w:val="000000"/>
-          <w:sz w:val="20"/>
-          <w:u w:val="none"/>
-        </w:rPr>
-        <w:t xml:space="preserve"> Infrasys POS Platform 1.2.116.0</w:t>
-      </w:r>
-    </w:p>
-    <w:p>
-      <w:pPr>
-        <w:spacing w:before="0" w:after="80"/>
-      </w:pPr>
-      <w:r>
-        <w:rPr>
-          <w:rFonts w:ascii="Arial" w:hAnsi="Arial" w:eastAsia="Arial" w:cs="Arial"/>
-          <w:b/>
-          <w:color w:val="000000"/>
-          <w:sz w:val="20"/>
-          <w:u w:val="none"/>
-        </w:rPr>
-        <w:t>Acceptance Criteria (from JIRA):</w:t>
-      </w:r>
-    </w:p>
-    <w:p>
-      <w:pPr>
-        <w:spacing w:before="0" w:after="40"/>
-        <w:ind w:left="360" w:hanging="240"/>
-      </w:pPr>
-      <w:r>
-        <w:rPr>
-          <w:rFonts w:ascii="Arial" w:hAnsi="Arial" w:eastAsia="Arial" w:cs="Arial"/>
-          <w:b w:val="0"/>
-          <w:color w:val="000000"/>
-          <w:sz w:val="20"/>
-          <w:u w:val="none"/>
-        </w:rPr>
-        <w:t>1. The system checks whether the PII module exists in sys_modules and is active.</w:t>
-      </w:r>
-    </w:p>
-    <w:p>
-      <w:pPr>
-        <w:spacing w:before="0" w:after="40"/>
-        <w:ind w:left="360" w:hanging="240"/>
-      </w:pPr>
-      <w:r>
-        <w:rPr>
-          <w:rFonts w:ascii="Arial" w:hAnsi="Arial" w:eastAsia="Arial" w:cs="Arial"/>
-          <w:b w:val="0"/>
-          <w:color w:val="000000"/>
-          <w:sz w:val="20"/>
-          <w:u w:val="none"/>
-        </w:rPr>
-        <w:t>2. When the PII module status in sys_modules is set to "D", entering System Management &gt; System Configuration &gt; User Module must succeed (before the repair an error occurred; after the repair it enters normally).</w:t>
-      </w:r>
-    </w:p>
-    <w:p>
-      <w:pPr>
-        <w:spacing w:before="0" w:after="80"/>
-      </w:pPr>
-      <w:r>
-        <w:rPr>
-          <w:rFonts w:ascii="Arial" w:hAnsi="Arial" w:eastAsia="Arial" w:cs="Arial"/>
-          <w:b/>
-          <w:color w:val="000000"/>
-          <w:sz w:val="20"/>
-          <w:u w:val="none"/>
-        </w:rPr>
-        <w:t>Regression Scope:</w:t>
-      </w:r>
-    </w:p>
-    <w:p>
-      <w:pPr>
-        <w:spacing w:before="0" w:after="40"/>
-        <w:ind w:left="360" w:hanging="240"/>
-      </w:pPr>
-      <w:r>
-        <w:rPr>
-          <w:rFonts w:ascii="Arial" w:hAnsi="Arial" w:eastAsia="Arial" w:cs="Arial"/>
-          <w:b w:val="0"/>
-          <w:color w:val="000000"/>
-          <w:sz w:val="20"/>
-          <w:u w:val="none"/>
-        </w:rPr>
-        <w:t>1. PII module existence/active-status check logic in sys_modules, including statuses active and "D".</w:t>
-      </w:r>
-    </w:p>
-    <w:p>
-      <w:pPr>
-        <w:spacing w:before="0" w:after="40"/>
-        <w:ind w:left="360" w:hanging="240"/>
-      </w:pPr>
-      <w:r>
-        <w:rPr>
-          <w:rFonts w:ascii="Arial" w:hAnsi="Arial" w:eastAsia="Arial" w:cs="Arial"/>
-          <w:b w:val="0"/>
-          <w:color w:val="000000"/>
-          <w:sz w:val="20"/>
-          <w:u w:val="none"/>
-        </w:rPr>
-        <w:t>2. System Management &gt; System Configuration &gt; User Module entry and user create/edit/view operations.</w:t>
-      </w:r>
-    </w:p>
-    <w:p>
-      <w:pPr>
-        <w:spacing w:before="0" w:after="40"/>
-        <w:ind w:left="360" w:hanging="240"/>
-      </w:pPr>
-      <w:r>
-        <w:rPr>
-          <w:rFonts w:ascii="Arial" w:hAnsi="Arial" w:eastAsia="Arial" w:cs="Arial"/>
-          <w:b w:val="0"/>
-          <w:color w:val="000000"/>
-          <w:sz w:val="20"/>
-          <w:u w:val="none"/>
-        </w:rPr>
-        <w:t>3. Existence checks and dependent behavior for other modules registered in sys_modules.</w:t>
-      </w:r>
-    </w:p>
-    <w:p>
-      <w:pPr>
-        <w:spacing w:before="0" w:after="40"/>
-        <w:ind w:left="360" w:hanging="240"/>
-      </w:pPr>
-      <w:r>
-        <w:rPr>
-          <w:rFonts w:ascii="Arial" w:hAnsi="Arial" w:eastAsia="Arial" w:cs="Arial"/>
-          <w:b w:val="0"/>
-          <w:color w:val="000000"/>
-          <w:sz w:val="20"/>
-          <w:u w:val="none"/>
-        </w:rPr>
-        <w:t>4. Functional testing only; no compatibility or performance testing included.</w:t>
-      </w:r>
-    </w:p>
     <w:sectPr>
       <w:pgSz w:w="12240" w:h="15840"/>
       <w:pgMar w:top="1440" w:right="1800" w:bottom="1440" w:left="1800" w:header="720" w:footer="720" w:gutter="0"/>
